--- a/SOLICITUD DE CAMBIOS.docx
+++ b/SOLICITUD DE CAMBIOS.docx
@@ -55,87 +55,107 @@
       <w:pPr>
         <w:spacing w:line="360" w:lineRule="auto"/>
         <w:jc w:val="both"/>
-      </w:pPr>
-      <w:r>
-        <w:rPr>
+        <w:rPr>
+          <w:rFonts w:ascii="Calibri" w:hAnsi="Calibri" w:cs="Calibri"/>
+        </w:rPr>
+      </w:pPr>
+      <w:r>
+        <w:rPr>
+          <w:rFonts w:ascii="Calibri" w:hAnsi="Calibri" w:cs="Calibri"/>
           <w:b/>
           <w:bCs/>
         </w:rPr>
-        <w:t>I</w:t>
-      </w:r>
-      <w:r>
-        <w:rPr>
+        <w:t>ID:</w:t>
+      </w:r>
+      <w:r>
+        <w:rPr>
+          <w:rFonts w:ascii="Calibri" w:hAnsi="Calibri" w:cs="Calibri"/>
+        </w:rPr>
+        <w:t xml:space="preserve"> SC-001</w:t>
+      </w:r>
+    </w:p>
+    <w:p>
+      <w:pPr>
+        <w:spacing w:line="360" w:lineRule="auto"/>
+        <w:jc w:val="both"/>
+        <w:rPr>
+          <w:rFonts w:ascii="Calibri" w:hAnsi="Calibri" w:cs="Calibri"/>
+        </w:rPr>
+      </w:pPr>
+      <w:r>
+        <w:rPr>
+          <w:rFonts w:ascii="Calibri" w:hAnsi="Calibri" w:cs="Calibri"/>
           <w:b/>
           <w:bCs/>
         </w:rPr>
-        <w:t>D:</w:t>
-      </w:r>
-      <w:r>
-        <w:t xml:space="preserve"> SC-001</w:t>
+        <w:t>Fecha:</w:t>
+      </w:r>
+      <w:r>
+        <w:rPr>
+          <w:rFonts w:ascii="Calibri" w:hAnsi="Calibri" w:cs="Calibri"/>
+        </w:rPr>
+        <w:t xml:space="preserve"> Semana 10 del proyecto</w:t>
       </w:r>
     </w:p>
     <w:p>
       <w:pPr>
         <w:spacing w:line="360" w:lineRule="auto"/>
         <w:jc w:val="both"/>
-      </w:pPr>
-      <w:r>
-        <w:rPr>
+        <w:rPr>
+          <w:rFonts w:ascii="Calibri" w:hAnsi="Calibri" w:cs="Calibri"/>
+        </w:rPr>
+      </w:pPr>
+      <w:r>
+        <w:rPr>
+          <w:rFonts w:ascii="Calibri" w:hAnsi="Calibri" w:cs="Calibri"/>
           <w:b/>
           <w:bCs/>
         </w:rPr>
-        <w:t>Fecha:</w:t>
-      </w:r>
-      <w:r>
-        <w:t xml:space="preserve"> Semana 10 del proyecto</w:t>
+        <w:t xml:space="preserve">Solicitante: </w:t>
+      </w:r>
+      <w:r>
+        <w:rPr>
+          <w:rFonts w:ascii="Calibri" w:hAnsi="Calibri" w:cs="Calibri"/>
+        </w:rPr>
+        <w:t>Alcaldía de Sucre (Dirección de Ingresos)</w:t>
       </w:r>
     </w:p>
     <w:p>
       <w:pPr>
         <w:spacing w:line="360" w:lineRule="auto"/>
         <w:jc w:val="both"/>
-      </w:pPr>
-      <w:r>
-        <w:rPr>
+        <w:rPr>
+          <w:rFonts w:ascii="Calibri" w:hAnsi="Calibri" w:cs="Calibri"/>
+        </w:rPr>
+      </w:pPr>
+      <w:r>
+        <w:rPr>
+          <w:rFonts w:ascii="Calibri" w:hAnsi="Calibri" w:cs="Calibri"/>
           <w:b/>
           <w:bCs/>
         </w:rPr>
-        <w:t xml:space="preserve">Solicitante: </w:t>
-      </w:r>
-      <w:r>
-        <w:t>Alcaldía de Sucre (Dirección de Ingresos)</w:t>
+        <w:t>Descripción:</w:t>
+      </w:r>
+      <w:r>
+        <w:rPr>
+          <w:rFonts w:ascii="Calibri" w:hAnsi="Calibri" w:cs="Calibri"/>
+        </w:rPr>
+        <w:t xml:space="preserve"> Agregar un módulo de geolocalización de puestos (mapa interactivo) no incluido en el alcance original lo cual generara problemas</w:t>
       </w:r>
     </w:p>
     <w:p>
       <w:pPr>
         <w:spacing w:line="360" w:lineRule="auto"/>
         <w:jc w:val="both"/>
-      </w:pPr>
-      <w:r>
-        <w:rPr>
+        <w:rPr>
+          <w:rFonts w:ascii="Calibri" w:hAnsi="Calibri" w:cs="Calibri"/>
           <w:b/>
           <w:bCs/>
         </w:rPr>
-        <w:t>Descripción:</w:t>
-      </w:r>
-      <w:r>
-        <w:t xml:space="preserve"> Agregar un módulo de geolocalización de puestos (mapa interactivo) no incluido en el alcance original</w:t>
-      </w:r>
-      <w:r>
-        <w:t xml:space="preserve"> lo cual generara problemas</w:t>
-      </w:r>
-    </w:p>
-    <w:p>
-      <w:pPr>
-        <w:spacing w:line="360" w:lineRule="auto"/>
-        <w:jc w:val="both"/>
-        <w:rPr>
-          <w:b/>
-          <w:bCs/>
-        </w:rPr>
-      </w:pPr>
-      <w:r>
-        <w:rPr>
+      </w:pPr>
+      <w:r>
+        <w:rPr>
+          <w:rFonts w:ascii="Calibri" w:hAnsi="Calibri" w:cs="Calibri"/>
           <w:b/>
           <w:bCs/>
         </w:rPr>
@@ -151,15 +171,22 @@
         </w:numPr>
         <w:spacing w:line="360" w:lineRule="auto"/>
         <w:jc w:val="both"/>
-      </w:pPr>
-      <w:r>
-        <w:rPr>
+        <w:rPr>
+          <w:rFonts w:ascii="Calibri" w:hAnsi="Calibri" w:cs="Calibri"/>
+        </w:rPr>
+      </w:pPr>
+      <w:r>
+        <w:rPr>
+          <w:rFonts w:ascii="Calibri" w:hAnsi="Calibri" w:cs="Calibri"/>
           <w:b/>
           <w:bCs/>
         </w:rPr>
         <w:t>Alcance:</w:t>
       </w:r>
       <w:r>
+        <w:rPr>
+          <w:rFonts w:ascii="Calibri" w:hAnsi="Calibri" w:cs="Calibri"/>
+        </w:rPr>
         <w:t xml:space="preserve"> incremento (nueva funcionalidad)</w:t>
       </w:r>
     </w:p>
@@ -172,15 +199,22 @@
         </w:numPr>
         <w:spacing w:line="360" w:lineRule="auto"/>
         <w:jc w:val="both"/>
-      </w:pPr>
-      <w:r>
-        <w:rPr>
+        <w:rPr>
+          <w:rFonts w:ascii="Calibri" w:hAnsi="Calibri" w:cs="Calibri"/>
+        </w:rPr>
+      </w:pPr>
+      <w:r>
+        <w:rPr>
+          <w:rFonts w:ascii="Calibri" w:hAnsi="Calibri" w:cs="Calibri"/>
           <w:b/>
           <w:bCs/>
         </w:rPr>
         <w:t>Tiempo:</w:t>
       </w:r>
       <w:r>
+        <w:rPr>
+          <w:rFonts w:ascii="Calibri" w:hAnsi="Calibri" w:cs="Calibri"/>
+        </w:rPr>
         <w:t xml:space="preserve"> +4 semanas</w:t>
       </w:r>
     </w:p>
@@ -193,15 +227,22 @@
         </w:numPr>
         <w:spacing w:line="360" w:lineRule="auto"/>
         <w:jc w:val="both"/>
-      </w:pPr>
-      <w:r>
-        <w:rPr>
+        <w:rPr>
+          <w:rFonts w:ascii="Calibri" w:hAnsi="Calibri" w:cs="Calibri"/>
+        </w:rPr>
+      </w:pPr>
+      <w:r>
+        <w:rPr>
+          <w:rFonts w:ascii="Calibri" w:hAnsi="Calibri" w:cs="Calibri"/>
           <w:b/>
           <w:bCs/>
         </w:rPr>
         <w:t>Costo:</w:t>
       </w:r>
       <w:r>
+        <w:rPr>
+          <w:rFonts w:ascii="Calibri" w:hAnsi="Calibri" w:cs="Calibri"/>
+        </w:rPr>
         <w:t xml:space="preserve"> +12.000 Bs (aproximado)</w:t>
       </w:r>
     </w:p>
@@ -214,23 +255,36 @@
         </w:numPr>
         <w:spacing w:line="360" w:lineRule="auto"/>
         <w:jc w:val="both"/>
-      </w:pPr>
-      <w:r>
-        <w:rPr>
+        <w:rPr>
+          <w:rFonts w:ascii="Calibri" w:hAnsi="Calibri" w:cs="Calibri"/>
+        </w:rPr>
+      </w:pPr>
+      <w:r>
+        <w:rPr>
+          <w:rFonts w:ascii="Calibri" w:hAnsi="Calibri" w:cs="Calibri"/>
           <w:b/>
           <w:bCs/>
         </w:rPr>
         <w:t>Recursos:</w:t>
       </w:r>
       <w:r>
+        <w:rPr>
+          <w:rFonts w:ascii="Calibri" w:hAnsi="Calibri" w:cs="Calibri"/>
+        </w:rPr>
         <w:t xml:space="preserve"> 1 desarrollador </w:t>
       </w:r>
       <w:proofErr w:type="spellStart"/>
       <w:r>
+        <w:rPr>
+          <w:rFonts w:ascii="Calibri" w:hAnsi="Calibri" w:cs="Calibri"/>
+        </w:rPr>
         <w:t>frontend</w:t>
       </w:r>
       <w:proofErr w:type="spellEnd"/>
       <w:r>
+        <w:rPr>
+          <w:rFonts w:ascii="Calibri" w:hAnsi="Calibri" w:cs="Calibri"/>
+        </w:rPr>
         <w:t xml:space="preserve"> especializado en mapas</w:t>
       </w:r>
     </w:p>
@@ -239,12 +293,14 @@
         <w:spacing w:line="360" w:lineRule="auto"/>
         <w:jc w:val="both"/>
         <w:rPr>
+          <w:rFonts w:ascii="Calibri" w:hAnsi="Calibri" w:cs="Calibri"/>
           <w:b/>
           <w:bCs/>
         </w:rPr>
       </w:pPr>
       <w:r>
         <w:rPr>
+          <w:rFonts w:ascii="Calibri" w:hAnsi="Calibri" w:cs="Calibri"/>
           <w:b/>
           <w:bCs/>
         </w:rPr>
@@ -260,15 +316,22 @@
         </w:numPr>
         <w:spacing w:line="360" w:lineRule="auto"/>
         <w:jc w:val="both"/>
-      </w:pPr>
-      <w:r>
-        <w:rPr>
+        <w:rPr>
+          <w:rFonts w:ascii="Calibri" w:hAnsi="Calibri" w:cs="Calibri"/>
+        </w:rPr>
+      </w:pPr>
+      <w:r>
+        <w:rPr>
+          <w:rFonts w:ascii="Calibri" w:hAnsi="Calibri" w:cs="Calibri"/>
           <w:b/>
           <w:bCs/>
         </w:rPr>
         <w:t>Registro</w:t>
       </w:r>
       <w:r>
+        <w:rPr>
+          <w:rFonts w:ascii="Calibri" w:hAnsi="Calibri" w:cs="Calibri"/>
+        </w:rPr>
         <w:t xml:space="preserve"> de la solicitud</w:t>
       </w:r>
     </w:p>
@@ -281,15 +344,22 @@
         </w:numPr>
         <w:spacing w:line="360" w:lineRule="auto"/>
         <w:jc w:val="both"/>
-      </w:pPr>
-      <w:r>
-        <w:rPr>
+        <w:rPr>
+          <w:rFonts w:ascii="Calibri" w:hAnsi="Calibri" w:cs="Calibri"/>
+        </w:rPr>
+      </w:pPr>
+      <w:r>
+        <w:rPr>
+          <w:rFonts w:ascii="Calibri" w:hAnsi="Calibri" w:cs="Calibri"/>
           <w:b/>
           <w:bCs/>
         </w:rPr>
         <w:t>Análisis</w:t>
       </w:r>
       <w:r>
+        <w:rPr>
+          <w:rFonts w:ascii="Calibri" w:hAnsi="Calibri" w:cs="Calibri"/>
+        </w:rPr>
         <w:t xml:space="preserve"> de impacto por jefe de proyecto y líder técnico</w:t>
       </w:r>
     </w:p>
@@ -302,15 +372,22 @@
         </w:numPr>
         <w:spacing w:line="360" w:lineRule="auto"/>
         <w:jc w:val="both"/>
-      </w:pPr>
-      <w:r>
-        <w:rPr>
+        <w:rPr>
+          <w:rFonts w:ascii="Calibri" w:hAnsi="Calibri" w:cs="Calibri"/>
+        </w:rPr>
+      </w:pPr>
+      <w:r>
+        <w:rPr>
+          <w:rFonts w:ascii="Calibri" w:hAnsi="Calibri" w:cs="Calibri"/>
           <w:b/>
           <w:bCs/>
         </w:rPr>
         <w:t xml:space="preserve">Evaluación </w:t>
       </w:r>
       <w:r>
+        <w:rPr>
+          <w:rFonts w:ascii="Calibri" w:hAnsi="Calibri" w:cs="Calibri"/>
+        </w:rPr>
         <w:t>por el Comité de Control de Cambios (cliente, jefe de proyecto, técnico)</w:t>
       </w:r>
     </w:p>
@@ -323,19 +400,23 @@
         </w:numPr>
         <w:spacing w:line="360" w:lineRule="auto"/>
         <w:jc w:val="both"/>
-      </w:pPr>
-      <w:r>
-        <w:rPr>
+        <w:rPr>
+          <w:rFonts w:ascii="Calibri" w:hAnsi="Calibri" w:cs="Calibri"/>
+        </w:rPr>
+      </w:pPr>
+      <w:r>
+        <w:rPr>
+          <w:rFonts w:ascii="Calibri" w:hAnsi="Calibri" w:cs="Calibri"/>
           <w:b/>
           <w:bCs/>
         </w:rPr>
         <w:t xml:space="preserve">Decisión: </w:t>
       </w:r>
       <w:r>
-        <w:t>A</w:t>
-      </w:r>
-      <w:r>
-        <w:t>probado / rechazado / aplazado</w:t>
+        <w:rPr>
+          <w:rFonts w:ascii="Calibri" w:hAnsi="Calibri" w:cs="Calibri"/>
+        </w:rPr>
+        <w:t>Aprobado / rechazado / aplazado</w:t>
       </w:r>
     </w:p>
     <w:p>
@@ -347,29 +428,23 @@
         </w:numPr>
         <w:spacing w:line="360" w:lineRule="auto"/>
         <w:jc w:val="both"/>
-      </w:pPr>
-      <w:r>
-        <w:rPr>
+        <w:rPr>
+          <w:rFonts w:ascii="Calibri" w:hAnsi="Calibri" w:cs="Calibri"/>
+        </w:rPr>
+      </w:pPr>
+      <w:r>
+        <w:rPr>
+          <w:rFonts w:ascii="Calibri" w:hAnsi="Calibri" w:cs="Calibri"/>
           <w:b/>
           <w:bCs/>
         </w:rPr>
-        <w:t>En caso de aprobación</w:t>
-      </w:r>
-      <w:r>
-        <w:rPr>
-          <w:b/>
-          <w:bCs/>
-        </w:rPr>
-        <w:t>:</w:t>
-      </w:r>
-      <w:r>
-        <w:t xml:space="preserve"> </w:t>
-      </w:r>
-      <w:r>
-        <w:t>A</w:t>
-      </w:r>
-      <w:r>
-        <w:t>ctualizar cronograma, presupuesto, riesgos</w:t>
+        <w:t>En caso de aprobación:</w:t>
+      </w:r>
+      <w:r>
+        <w:rPr>
+          <w:rFonts w:ascii="Calibri" w:hAnsi="Calibri" w:cs="Calibri"/>
+        </w:rPr>
+        <w:t xml:space="preserve"> Actualizar cronograma, presupuesto, riesgos</w:t>
       </w:r>
     </w:p>
     <w:p>
@@ -381,23 +456,36 @@
         </w:numPr>
         <w:spacing w:line="360" w:lineRule="auto"/>
         <w:jc w:val="both"/>
-      </w:pPr>
-      <w:r>
-        <w:rPr>
+        <w:rPr>
+          <w:rFonts w:ascii="Calibri" w:hAnsi="Calibri" w:cs="Calibri"/>
+        </w:rPr>
+      </w:pPr>
+      <w:r>
+        <w:rPr>
+          <w:rFonts w:ascii="Calibri" w:hAnsi="Calibri" w:cs="Calibri"/>
           <w:b/>
           <w:bCs/>
         </w:rPr>
         <w:t>En caso de rechazo:</w:t>
       </w:r>
       <w:r>
+        <w:rPr>
+          <w:rFonts w:ascii="Calibri" w:hAnsi="Calibri" w:cs="Calibri"/>
+        </w:rPr>
         <w:t xml:space="preserve"> Ignorar el </w:t>
       </w:r>
       <w:proofErr w:type="spellStart"/>
       <w:r>
+        <w:rPr>
+          <w:rFonts w:ascii="Calibri" w:hAnsi="Calibri" w:cs="Calibri"/>
+        </w:rPr>
         <w:t>modulo</w:t>
       </w:r>
       <w:proofErr w:type="spellEnd"/>
       <w:r>
+        <w:rPr>
+          <w:rFonts w:ascii="Calibri" w:hAnsi="Calibri" w:cs="Calibri"/>
+        </w:rPr>
         <w:t xml:space="preserve"> y continuar para terminar el sistema</w:t>
       </w:r>
     </w:p>
@@ -405,21 +493,31 @@
       <w:pPr>
         <w:spacing w:line="360" w:lineRule="auto"/>
         <w:jc w:val="both"/>
-      </w:pPr>
-      <w:r>
-        <w:rPr>
+        <w:rPr>
+          <w:rFonts w:ascii="Calibri" w:hAnsi="Calibri" w:cs="Calibri"/>
+        </w:rPr>
+      </w:pPr>
+      <w:r>
+        <w:rPr>
+          <w:rFonts w:ascii="Calibri" w:hAnsi="Calibri" w:cs="Calibri"/>
           <w:b/>
           <w:bCs/>
         </w:rPr>
         <w:t>Estado actual:</w:t>
       </w:r>
       <w:r>
+        <w:rPr>
+          <w:rFonts w:ascii="Calibri" w:hAnsi="Calibri" w:cs="Calibri"/>
+        </w:rPr>
         <w:t> En evaluación</w:t>
       </w:r>
     </w:p>
     <w:p>
       <w:pPr>
         <w:jc w:val="both"/>
+        <w:rPr>
+          <w:rFonts w:ascii="Calibri" w:hAnsi="Calibri" w:cs="Calibri"/>
+        </w:rPr>
       </w:pPr>
     </w:p>
     <w:sectPr>
@@ -1512,6 +1610,7 @@
   <w:style w:type="character" w:default="1" w:styleId="Fuentedeprrafopredeter">
     <w:name w:val="Default Paragraph Font"/>
     <w:uiPriority w:val="1"/>
+    <w:semiHidden/>
     <w:unhideWhenUsed/>
   </w:style>
   <w:style w:type="table" w:default="1" w:styleId="Tablanormal">
